--- a/public/temas/ejercicio-1/ESQUEMA TEMA 40.docx
+++ b/public/temas/ejercicio-1/ESQUEMA TEMA 40.docx
@@ -109,7 +109,7 @@
           <w:b/>
           <w:sz w:val="22"/>
         </w:rPr>
-        <w:t>RD 1715/2010</w:t>
+        <w:t>Real Decreto 1715/2010</w:t>
       </w:r>
       <w:r>
         <w:rPr>
@@ -145,7 +145,7 @@
           <w:rFonts w:ascii="Cambria" w:hAnsi="Cambria" w:cs="Cambria" w:eastAsia="Cambria"/>
           <w:sz w:val="22"/>
         </w:rPr>
-        <w:t>Acuerdos Multilaterales de Reconocimiento (más de 120 países) en EA y Global ACI (fusión de ILAC e IAF desde 1-1-2026)</w:t>
+        <w:t>Acuerdos Multilaterales de Reconocimiento (más de 120 países) en EA y Global ACI (fusión de ILAC e IAF desde 1 de enero de 2026)</w:t>
       </w:r>
     </w:p>
     <w:p>
@@ -1139,7 +1139,7 @@
           <w:rFonts w:ascii="Cambria" w:hAnsi="Cambria" w:cs="Cambria" w:eastAsia="Cambria"/>
           <w:sz w:val="22"/>
         </w:rPr>
-        <w:t>, firma en Washington 3-3-1973 (21 países), entrada en vigor 1-7-1975, origen en resolución de la UICN (Nairobi, 1963)</w:t>
+        <w:t>, firma en Washington 3 de marzo de 1973 (21 países), entrada en vigor 1 de julio de 1975, origen en resolución de la UICN (Nairobi, 1963)</w:t>
       </w:r>
     </w:p>
     <w:p>
@@ -1161,7 +1161,7 @@
           <w:rFonts w:ascii="Cambria" w:hAnsi="Cambria" w:cs="Cambria" w:eastAsia="Cambria"/>
           <w:sz w:val="22"/>
         </w:rPr>
-        <w:t xml:space="preserve"> (184 Estados + UE desde julio de 2015), España desde 16-5-1986</w:t>
+        <w:t xml:space="preserve"> (184 Estados + UE desde julio de 2015), España desde 16 de mayo de 1986</w:t>
       </w:r>
     </w:p>
     <w:p>
@@ -1261,14 +1261,14 @@
           <w:b/>
           <w:sz w:val="22"/>
         </w:rPr>
-        <w:t>RD 986/2021</w:t>
+        <w:t>Real Decreto 986/2021</w:t>
       </w:r>
       <w:r>
         <w:rPr>
           <w:rFonts w:ascii="Cambria" w:hAnsi="Cambria" w:cs="Cambria" w:eastAsia="Cambria"/>
           <w:sz w:val="22"/>
         </w:rPr>
-        <w:t>, en vigor desde 2-1-2022, deroga el RD 1739/1997 (que daba la Autoridad Administrativa al SOIVRE)</w:t>
+        <w:t>, en vigor desde 2 de enero de 2022, deroga el Real Decreto 1739/1997 (que daba la Autoridad Administrativa al SOIVRE)</w:t>
       </w:r>
     </w:p>
     <w:p>
@@ -1348,7 +1348,7 @@
           <w:rFonts w:ascii="Cambria" w:hAnsi="Cambria" w:cs="Cambria" w:eastAsia="Cambria"/>
           <w:sz w:val="22"/>
         </w:rPr>
-        <w:t xml:space="preserve"> (Resolución de 28-1-2023) las verificaciones en frontera y la expedición de </w:t>
+        <w:t xml:space="preserve"> (Resolución de 28 de enero de 2023) las verificaciones en frontera y la expedición de </w:t>
       </w:r>
       <w:r>
         <w:rPr>
@@ -1370,7 +1370,7 @@
           <w:rFonts w:ascii="Cambria" w:hAnsi="Cambria" w:cs="Cambria" w:eastAsia="Cambria"/>
           <w:sz w:val="22"/>
         </w:rPr>
-        <w:t>Cuatro años (hasta 28-1-2027), prorrogable hasta ocho (enero de 2031)</w:t>
+        <w:t>Cuatro años (hasta 28 de enero de 2027), prorrogable hasta ocho (enero de 2031)</w:t>
       </w:r>
     </w:p>
     <w:p>
